--- a/arb/docx/57.content.docx
+++ b/arb/docx/57.content.docx
@@ -307,23 +307,7 @@
           <w:cs/>
           <w:lang w:val="ar_AE" w:bidi="ar_AE"/>
         </w:rPr>
-        <w:t xml:space="preserve">بُولُسُ، أَسِيرُ: من المُعتقد تقليديًا أن بولس كان يكتب من السجن في رومية، ولكن من الممكن أيضًا أنه كان يكتب في وقت سابق من أفسس، وفي هذه الحالة سيكون أقرب بكثير إلى بيت فليمون في كولوسي (انظر </w:t>
-      </w:r>
-      <w:r>
-        <w:rPr>
-          <w:rtl/>
-          <w:cs/>
-          <w:lang w:val="ar_AE" w:bidi="ar_AE"/>
-        </w:rPr>
-        <w:t>مقدمة رسالة فليمون</w:t>
-      </w:r>
-      <w:r>
-        <w:rPr>
-          <w:rtl/>
-          <w:cs/>
-          <w:lang w:val="ar_AE" w:bidi="ar_AE"/>
-        </w:rPr>
-        <w:t>، "تاريخ ومكان الكتابة"). • تيموثاوس كان واحدًا من أقرب شركاء بولس في الخدمة (انظر الملف الشخصي التعريفي ل "</w:t>
+        <w:t>بُولُسُ، أَسِيرُ: من المُعتقد تقليديًا أن بولس كان يكتب من السجن في رومية، ولكن من الممكن أيضًا أنه كان يكتب في وقت سابق من أفسس، وفي هذه الحالة سيكون أقرب بكثير إلى بيت فليمون في كولوسي (انظر مقدمة رسالة فليمون، "تاريخ ومكان الكتابة"). • تيموثاوس كان واحدًا من أقرب شركاء بولس في الخدمة (انظر الملف الشخصي التعريفي ل "</w:t>
       </w:r>
       <w:r>
         <w:rPr>
